--- a/DOCS_DA_CONVERTIRE/stabile_legno_vandini_it.docx
+++ b/DOCS_DA_CONVERTIRE/stabile_legno_vandini_it.docx
@@ -2,14 +2,6 @@
 <file path=word/document.xml><?xml version="1.0" encoding="utf-8"?>
 <w:document xmlns:wpc="http://schemas.microsoft.com/office/word/2010/wordprocessingCanvas" xmlns:cx="http://schemas.microsoft.com/office/drawing/2014/chartex" xmlns:cx1="http://schemas.microsoft.com/office/drawing/2015/9/8/chartex" xmlns:cx2="http://schemas.microsoft.com/office/drawing/2015/10/21/chartex" xmlns:cx3="http://schemas.microsoft.com/office/drawing/2016/5/9/chartex" xmlns:cx4="http://schemas.microsoft.com/office/drawing/2016/5/10/chartex" xmlns:cx5="http://schemas.microsoft.com/office/drawing/2016/5/11/chartex" xmlns:cx6="http://schemas.microsoft.com/office/drawing/2016/5/12/chartex" xmlns:cx7="http://schemas.microsoft.com/office/drawing/2016/5/13/chartex" xmlns:cx8="http://schemas.microsoft.com/office/drawing/2016/5/14/chartex" xmlns:mc="http://schemas.openxmlformats.org/markup-compatibility/2006" xmlns:aink="http://schemas.microsoft.com/office/drawing/2016/ink" xmlns:am3d="http://schemas.microsoft.com/office/drawing/2017/model3d" xmlns:o="urn:schemas-microsoft-com:office:office" xmlns:oel="http://schemas.microsoft.com/office/2019/extlst" xmlns:r="http://schemas.openxmlformats.org/officeDocument/2006/relationships" xmlns:m="http://schemas.openxmlformats.org/officeDocument/2006/math" xmlns:v="urn:schemas-microsoft-com:vml" xmlns:wp14="http://schemas.microsoft.com/office/word/2010/wordprocessingDrawing" xmlns:wp="http://schemas.openxmlformats.org/drawingml/2006/wordprocessingDrawing" xmlns:w10="urn:schemas-microsoft-com:office:word" xmlns:w="http://schemas.openxmlformats.org/wordprocessingml/2006/main" xmlns:w14="http://schemas.microsoft.com/office/word/2010/wordml" xmlns:w15="http://schemas.microsoft.com/office/word/2012/wordml" xmlns:w16cex="http://schemas.microsoft.com/office/word/2018/wordml/cex" xmlns:w16cid="http://schemas.microsoft.com/office/word/2016/wordml/cid" xmlns:w16="http://schemas.microsoft.com/office/word/2018/wordml" xmlns:w16du="http://schemas.microsoft.com/office/word/2023/wordml/word16du" xmlns:w16sdtdh="http://schemas.microsoft.com/office/word/2020/wordml/sdtdatahash" xmlns:w16sdtfl="http://schemas.microsoft.com/office/word/2024/wordml/sdtformatlock" xmlns:w16se="http://schemas.microsoft.com/office/word/2015/wordml/symex" xmlns:wpg="http://schemas.microsoft.com/office/word/2010/wordprocessingGroup" xmlns:wpi="http://schemas.microsoft.com/office/word/2010/wordprocessingInk" xmlns:wne="http://schemas.microsoft.com/office/word/2006/wordml" xmlns:wps="http://schemas.microsoft.com/office/word/2010/wordprocessingShape" mc:Ignorable="w14 w15 w16se w16cid w16 w16cex w16sdtdh w16sdtfl w16du wp14">
   <w:body>
-    <w:p>
-      <w:pPr>
-        <w:pStyle w:val="Titolo1"/>
-      </w:pPr>
-      <w:r>
-        <w:t>Lo stabile in legno di Via del Porto: Un’opera di Aldo Vandini</w:t>
-      </w:r>
-    </w:p>
     <w:p>
       <w:r>
         <w:t>Benvenuti in Via del Porto 11. Davanti a voi sorge uno degli esempi più significativi di architettura sostenibile nel cuore di Bologna. Questo edificio, progettato dall'architetto Aldo Vandini, rappresenta una sfida vinta: integrare una struttura moderna e tecnologicamente avanzata in un contesto storico stratificato.</w:t>
@@ -107,7 +99,15 @@
     </w:p>
     <w:p>
       <w:r>
-        <w:t>Realizzato con una struttura portante in legno (tecnologia X-Lam), lo stabile si distingue per le sue elevate prestazioni energetiche e per l'uso di materiali naturali. Aldo Vandini ha voluto creare un "dialogo materico": il calore del legno all'interno e una facciata esterna che, pur essendo contemporanea, rispetta i ritmi e le proporzioni degli edifici bolognesi circostanti.</w:t>
+        <w:t>Realizzato con una struttura portante in legno (tecnologia X-</w:t>
+      </w:r>
+      <w:proofErr w:type="spellStart"/>
+      <w:r>
+        <w:t>Lam</w:t>
+      </w:r>
+      <w:proofErr w:type="spellEnd"/>
+      <w:r>
+        <w:t>), lo stabile si distingue per le sue elevate prestazioni energetiche e per l'uso di materiali naturali. Aldo Vandini ha voluto creare un "dialogo materico": il calore del legno all'interno e una facciata esterna che, pur essendo contemporanea, rispetta i ritmi e le proporzioni degli edifici bolognesi circostanti.</w:t>
       </w:r>
     </w:p>
     <w:p/>
@@ -202,8 +202,11 @@
     </w:p>
     <w:p>
       <w:r>
+        <w:t xml:space="preserve">Nonostante l'aspetto solido e perfettamente integrato, la scelta del legno ha permesso una costruzione rapida e un impatto ambientale ridotto al minimo. È un edificio che "respira", </w:t>
+      </w:r>
+      <w:r>
         <w:lastRenderedPageBreak/>
-        <w:t xml:space="preserve">Nonostante l'aspetto solido e perfettamente integrato, la scelta del legno ha permesso una costruzione rapida e un impatto ambientale ridotto al minimo. È un edificio che "respira", capace di mantenere una temperatura ideale in ogni stagione senza sprechi energetici, dimostrando che </w:t>
+        <w:t xml:space="preserve">capace di mantenere una temperatura ideale in ogni stagione senza sprechi energetici, dimostrando che </w:t>
       </w:r>
       <w:r>
         <w:rPr>
@@ -224,16 +227,25 @@
           <w:b/>
           <w:bCs/>
         </w:rPr>
-        <w:t>X-Lam</w:t>
-      </w:r>
-      <w:r>
-        <w:t xml:space="preserve"> (nota anche come </w:t>
-      </w:r>
+        <w:t>X-</w:t>
+      </w:r>
+      <w:proofErr w:type="spellStart"/>
       <w:r>
         <w:rPr>
           <w:b/>
           <w:bCs/>
         </w:rPr>
+        <w:t>Lam</w:t>
+      </w:r>
+      <w:proofErr w:type="spellEnd"/>
+      <w:r>
+        <w:t xml:space="preserve"> (nota anche come </w:t>
+      </w:r>
+      <w:r>
+        <w:rPr>
+          <w:b/>
+          <w:bCs/>
+        </w:rPr>
         <w:t>CLT</w:t>
       </w:r>
       <w:r>
@@ -244,7 +256,23 @@
           <w:i/>
           <w:iCs/>
         </w:rPr>
-        <w:t>Cross Laminated Timber</w:t>
+        <w:t xml:space="preserve">Cross </w:t>
+      </w:r>
+      <w:proofErr w:type="spellStart"/>
+      <w:r>
+        <w:rPr>
+          <w:i/>
+          <w:iCs/>
+        </w:rPr>
+        <w:t>Laminated</w:t>
+      </w:r>
+      <w:proofErr w:type="spellEnd"/>
+      <w:r>
+        <w:rPr>
+          <w:i/>
+          <w:iCs/>
+        </w:rPr>
+        <w:t xml:space="preserve"> Timber</w:t>
       </w:r>
       <w:r>
         <w:t>) rappresenta una delle innovazioni più significative nel campo dell'edilizia sostenibile. Si tratta di un sistema costruttivo basato su pannelli lamellari di legno massiccio a strati incrociati.</w:t>
@@ -255,12 +283,28 @@
         <w:pStyle w:val="Titolo2"/>
       </w:pPr>
       <w:r>
-        <w:t>Com’è fatto un pannello X-Lam?</w:t>
-      </w:r>
-    </w:p>
-    <w:p>
-      <w:r>
-        <w:t xml:space="preserve">Un pannello X-Lam è composto da diversi strati (solitamente 3, 5 o 7) di tavole di legno di conifera (spesso abete), essiccate e sovrapposte in modo che la fibratura di ogni strato sia </w:t>
+        <w:t>Com’è fatto un pannello X-</w:t>
+      </w:r>
+      <w:proofErr w:type="spellStart"/>
+      <w:r>
+        <w:t>Lam</w:t>
+      </w:r>
+      <w:proofErr w:type="spellEnd"/>
+      <w:r>
+        <w:t>?</w:t>
+      </w:r>
+    </w:p>
+    <w:p>
+      <w:r>
+        <w:t>Un pannello X-</w:t>
+      </w:r>
+      <w:proofErr w:type="spellStart"/>
+      <w:r>
+        <w:t>Lam</w:t>
+      </w:r>
+      <w:proofErr w:type="spellEnd"/>
+      <w:r>
+        <w:t xml:space="preserve"> è composto da diversi strati (solitamente 3, 5 o 7) di tavole di legno di conifera (spesso abete), essiccate e sovrapposte in modo che la fibratura di ogni strato sia </w:t>
       </w:r>
       <w:r>
         <w:rPr>
@@ -411,7 +455,15 @@
     </w:p>
     <w:p>
       <w:r>
-        <w:t>L'utilizzo dell'X-Lam sta rivoluzionando il modo di costruire per diversi motivi:</w:t>
+        <w:t>L'utilizzo dell'X-</w:t>
+      </w:r>
+      <w:proofErr w:type="spellStart"/>
+      <w:r>
+        <w:t>Lam</w:t>
+      </w:r>
+      <w:proofErr w:type="spellEnd"/>
+      <w:r>
+        <w:t xml:space="preserve"> sta rivoluzionando il modo di costruire per diversi motivi:</w:t>
       </w:r>
     </w:p>
     <w:p>
@@ -450,11 +502,18 @@
           <w:b/>
           <w:bCs/>
         </w:rPr>
-        <w:lastRenderedPageBreak/>
         <w:t>Sicurezza Sismica:</w:t>
       </w:r>
       <w:r>
-        <w:t xml:space="preserve"> Grazie all'elasticità naturale del legno e alla capacità delle giunzioni meccaniche di dissipare energia, le strutture in X-Lam sono tra le più sicure in caso di terremoto.</w:t>
+        <w:t xml:space="preserve"> Grazie all'elasticità naturale del legno e alla capacità delle giunzioni meccaniche di dissipare energia, le strutture in X-</w:t>
+      </w:r>
+      <w:proofErr w:type="spellStart"/>
+      <w:r>
+        <w:t>Lam</w:t>
+      </w:r>
+      <w:proofErr w:type="spellEnd"/>
+      <w:r>
+        <w:t xml:space="preserve"> sono tra le più sicure in caso di terremoto.</w:t>
       </w:r>
     </w:p>
     <w:p>
@@ -469,6 +528,7 @@
           <w:b/>
           <w:bCs/>
         </w:rPr>
+        <w:lastRenderedPageBreak/>
         <w:t>Resistenza al Fuoco:</w:t>
       </w:r>
       <w:r>
@@ -517,7 +577,15 @@
     </w:p>
     <w:p>
       <w:r>
-        <w:t>Mentre in passato il legno era limitato a baite o piccoli edifici, l'X-Lam permette oggi la costruzione di:</w:t>
+        <w:t>Mentre in passato il legno era limitato a baite o piccoli edifici, l'X-</w:t>
+      </w:r>
+      <w:proofErr w:type="spellStart"/>
+      <w:r>
+        <w:t>Lam</w:t>
+      </w:r>
+      <w:proofErr w:type="spellEnd"/>
+      <w:r>
+        <w:t xml:space="preserve"> permette oggi la costruzione di:</w:t>
       </w:r>
     </w:p>
     <w:p>
@@ -576,7 +644,15 @@
     </w:p>
     <w:p>
       <w:r>
-        <w:t>In sintesi, l'X-Lam è considerato il "cemento del futuro", unendo la forza delle strutture massicce alla flessibilità e al calore del legno.</w:t>
+        <w:t>In sintesi, l'X-</w:t>
+      </w:r>
+      <w:proofErr w:type="spellStart"/>
+      <w:r>
+        <w:t>Lam</w:t>
+      </w:r>
+      <w:proofErr w:type="spellEnd"/>
+      <w:r>
+        <w:t xml:space="preserve"> è considerato il "cemento del futuro", unendo la forza delle strutture massicce alla flessibilità e al calore del legno.</w:t>
       </w:r>
     </w:p>
     <w:p>
@@ -674,7 +750,6 @@
           <w:b/>
           <w:bCs/>
         </w:rPr>
-        <w:lastRenderedPageBreak/>
         <w:t>Urbanistica Partecipata:</w:t>
       </w:r>
       <w:r>
@@ -711,6 +786,7 @@
           <w:b/>
           <w:bCs/>
         </w:rPr>
+        <w:lastRenderedPageBreak/>
         <w:t>Opere e Progetti di Rilievo</w:t>
       </w:r>
     </w:p>
